--- a/Docs/RestAssuredTestAutomation.docx
+++ b/Docs/RestAssuredTestAutomation.docx
@@ -535,6 +535,837 @@
     </w:p>
     <w:p>
       <w:pPr>
+        <w:pStyle w:val="HTMLPreformatted"/>
+        <w:shd w:val="clear" w:color="auto" w:fill="191A1C"/>
+        <w:rPr>
+          <w:color w:val="BCBEC4"/>
+          <w:sz w:val="24"/>
+          <w:szCs w:val="24"/>
+        </w:rPr>
+      </w:pPr>
+      <w:r>
+        <w:rPr>
+          <w:color w:val="BCBEC4"/>
+          <w:sz w:val="24"/>
+          <w:szCs w:val="24"/>
+        </w:rPr>
+        <w:t xml:space="preserve">01:18:26 </w:t>
+      </w:r>
+      <w:r>
+        <w:rPr>
+          <w:color w:val="BCBEC4"/>
+          <w:sz w:val="24"/>
+          <w:szCs w:val="24"/>
+        </w:rPr>
+        <w:t>How to create API chaining in rest assured</w:t>
+      </w:r>
+    </w:p>
+    <w:p>
+      <w:pPr>
+        <w:pStyle w:val="HTMLPreformatted"/>
+        <w:shd w:val="clear" w:color="auto" w:fill="191A1C"/>
+        <w:rPr>
+          <w:color w:val="BCBEC4"/>
+          <w:sz w:val="24"/>
+          <w:szCs w:val="24"/>
+        </w:rPr>
+      </w:pPr>
+      <w:r>
+        <w:rPr>
+          <w:color w:val="2AACB8"/>
+          <w:sz w:val="24"/>
+          <w:szCs w:val="24"/>
+        </w:rPr>
+        <w:t>01</w:t>
+      </w:r>
+      <w:r>
+        <w:rPr>
+          <w:color w:val="BCBEC4"/>
+          <w:sz w:val="24"/>
+          <w:szCs w:val="24"/>
+        </w:rPr>
+        <w:t>:</w:t>
+      </w:r>
+      <w:r>
+        <w:rPr>
+          <w:color w:val="2AACB8"/>
+          <w:sz w:val="24"/>
+          <w:szCs w:val="24"/>
+        </w:rPr>
+        <w:t>21</w:t>
+      </w:r>
+      <w:r>
+        <w:rPr>
+          <w:color w:val="BCBEC4"/>
+          <w:sz w:val="24"/>
+          <w:szCs w:val="24"/>
+        </w:rPr>
+        <w:t>:</w:t>
+      </w:r>
+      <w:r>
+        <w:rPr>
+          <w:color w:val="2AACB8"/>
+          <w:sz w:val="24"/>
+          <w:szCs w:val="24"/>
+        </w:rPr>
+        <w:t xml:space="preserve">01 </w:t>
+      </w:r>
+      <w:r>
+        <w:rPr>
+          <w:color w:val="BCBEC4"/>
+          <w:sz w:val="24"/>
+          <w:szCs w:val="24"/>
+        </w:rPr>
+        <w:t>How to pass parameters in rest assured</w:t>
+      </w:r>
+      <w:r>
+        <w:rPr>
+          <w:color w:val="BCBEC4"/>
+          <w:sz w:val="24"/>
+          <w:szCs w:val="24"/>
+        </w:rPr>
+        <w:t xml:space="preserve"> </w:t>
+      </w:r>
+    </w:p>
+    <w:p>
+      <w:pPr>
+        <w:pStyle w:val="HTMLPreformatted"/>
+        <w:shd w:val="clear" w:color="auto" w:fill="191A1C"/>
+        <w:rPr>
+          <w:color w:val="BCBEC4"/>
+          <w:sz w:val="24"/>
+          <w:szCs w:val="24"/>
+        </w:rPr>
+      </w:pPr>
+      <w:r>
+        <w:rPr>
+          <w:color w:val="2AACB8"/>
+          <w:sz w:val="24"/>
+          <w:szCs w:val="24"/>
+        </w:rPr>
+        <w:t>01</w:t>
+      </w:r>
+      <w:r>
+        <w:rPr>
+          <w:color w:val="BCBEC4"/>
+          <w:sz w:val="24"/>
+          <w:szCs w:val="24"/>
+        </w:rPr>
+        <w:t>:</w:t>
+      </w:r>
+      <w:r>
+        <w:rPr>
+          <w:color w:val="2AACB8"/>
+          <w:sz w:val="24"/>
+          <w:szCs w:val="24"/>
+        </w:rPr>
+        <w:t>34</w:t>
+      </w:r>
+      <w:r>
+        <w:rPr>
+          <w:color w:val="BCBEC4"/>
+          <w:sz w:val="24"/>
+          <w:szCs w:val="24"/>
+        </w:rPr>
+        <w:t>:</w:t>
+      </w:r>
+      <w:r>
+        <w:rPr>
+          <w:color w:val="2AACB8"/>
+          <w:sz w:val="24"/>
+          <w:szCs w:val="24"/>
+        </w:rPr>
+        <w:t xml:space="preserve">26 </w:t>
+      </w:r>
+      <w:r>
+        <w:rPr>
+          <w:color w:val="BCBEC4"/>
+          <w:sz w:val="24"/>
+          <w:szCs w:val="24"/>
+        </w:rPr>
+        <w:t xml:space="preserve">Chapter </w:t>
+      </w:r>
+      <w:r>
+        <w:rPr>
+          <w:color w:val="2AACB8"/>
+          <w:sz w:val="24"/>
+          <w:szCs w:val="24"/>
+        </w:rPr>
+        <w:t xml:space="preserve">02 </w:t>
+      </w:r>
+      <w:r>
+        <w:rPr>
+          <w:color w:val="BCBEC4"/>
+          <w:sz w:val="24"/>
+          <w:szCs w:val="24"/>
+        </w:rPr>
+        <w:t>Rest Assured API Automation Testing</w:t>
+      </w:r>
+      <w:r>
+        <w:rPr>
+          <w:color w:val="BCBEC4"/>
+          <w:sz w:val="24"/>
+          <w:szCs w:val="24"/>
+        </w:rPr>
+        <w:t xml:space="preserve"> </w:t>
+      </w:r>
+      <w:r>
+        <w:rPr>
+          <w:color w:val="BCBEC4"/>
+          <w:sz w:val="24"/>
+          <w:szCs w:val="24"/>
+        </w:rPr>
+        <w:t>[Pending]</w:t>
+      </w:r>
+    </w:p>
+    <w:p>
+      <w:pPr>
+        <w:pStyle w:val="HTMLPreformatted"/>
+        <w:shd w:val="clear" w:color="auto" w:fill="191A1C"/>
+        <w:rPr>
+          <w:color w:val="BCBEC4"/>
+          <w:sz w:val="24"/>
+          <w:szCs w:val="24"/>
+        </w:rPr>
+      </w:pPr>
+      <w:r>
+        <w:rPr>
+          <w:color w:val="2AACB8"/>
+          <w:sz w:val="24"/>
+          <w:szCs w:val="24"/>
+        </w:rPr>
+        <w:t>01</w:t>
+      </w:r>
+      <w:r>
+        <w:rPr>
+          <w:color w:val="BCBEC4"/>
+          <w:sz w:val="24"/>
+          <w:szCs w:val="24"/>
+        </w:rPr>
+        <w:t>:</w:t>
+      </w:r>
+      <w:r>
+        <w:rPr>
+          <w:color w:val="2AACB8"/>
+          <w:sz w:val="24"/>
+          <w:szCs w:val="24"/>
+        </w:rPr>
+        <w:t>36</w:t>
+      </w:r>
+      <w:r>
+        <w:rPr>
+          <w:color w:val="BCBEC4"/>
+          <w:sz w:val="24"/>
+          <w:szCs w:val="24"/>
+        </w:rPr>
+        <w:t>:</w:t>
+      </w:r>
+      <w:r>
+        <w:rPr>
+          <w:color w:val="2AACB8"/>
+          <w:sz w:val="24"/>
+          <w:szCs w:val="24"/>
+        </w:rPr>
+        <w:t xml:space="preserve">23 </w:t>
+      </w:r>
+      <w:r>
+        <w:rPr>
+          <w:color w:val="BCBEC4"/>
+          <w:sz w:val="24"/>
+          <w:szCs w:val="24"/>
+        </w:rPr>
+        <w:t>How to create POST API request using file in rest assured</w:t>
+      </w:r>
+    </w:p>
+    <w:p>
+      <w:pPr>
+        <w:pStyle w:val="HTMLPreformatted"/>
+        <w:shd w:val="clear" w:color="auto" w:fill="191A1C"/>
+        <w:rPr>
+          <w:color w:val="BCBEC4"/>
+          <w:sz w:val="24"/>
+          <w:szCs w:val="24"/>
+        </w:rPr>
+      </w:pPr>
+      <w:r>
+        <w:rPr>
+          <w:color w:val="2AACB8"/>
+          <w:sz w:val="24"/>
+          <w:szCs w:val="24"/>
+        </w:rPr>
+        <w:t>01</w:t>
+      </w:r>
+      <w:r>
+        <w:rPr>
+          <w:color w:val="BCBEC4"/>
+          <w:sz w:val="24"/>
+          <w:szCs w:val="24"/>
+        </w:rPr>
+        <w:t>:</w:t>
+      </w:r>
+      <w:r>
+        <w:rPr>
+          <w:color w:val="2AACB8"/>
+          <w:sz w:val="24"/>
+          <w:szCs w:val="24"/>
+        </w:rPr>
+        <w:t>43</w:t>
+      </w:r>
+      <w:r>
+        <w:rPr>
+          <w:color w:val="BCBEC4"/>
+          <w:sz w:val="24"/>
+          <w:szCs w:val="24"/>
+        </w:rPr>
+        <w:t>:</w:t>
+      </w:r>
+      <w:r>
+        <w:rPr>
+          <w:color w:val="2AACB8"/>
+          <w:sz w:val="24"/>
+          <w:szCs w:val="24"/>
+        </w:rPr>
+        <w:t xml:space="preserve">32 </w:t>
+      </w:r>
+      <w:r>
+        <w:rPr>
+          <w:color w:val="BCBEC4"/>
+          <w:sz w:val="24"/>
+          <w:szCs w:val="24"/>
+        </w:rPr>
+        <w:t>Add Commons IO maven dependency to pom.xml</w:t>
+      </w:r>
+      <w:r>
+        <w:rPr>
+          <w:color w:val="BCBEC4"/>
+          <w:sz w:val="24"/>
+          <w:szCs w:val="24"/>
+        </w:rPr>
+        <w:br/>
+      </w:r>
+      <w:r>
+        <w:rPr>
+          <w:color w:val="2AACB8"/>
+          <w:sz w:val="24"/>
+          <w:szCs w:val="24"/>
+        </w:rPr>
+        <w:t>01</w:t>
+      </w:r>
+      <w:r>
+        <w:rPr>
+          <w:color w:val="BCBEC4"/>
+          <w:sz w:val="24"/>
+          <w:szCs w:val="24"/>
+        </w:rPr>
+        <w:t>:</w:t>
+      </w:r>
+      <w:r>
+        <w:rPr>
+          <w:color w:val="2AACB8"/>
+          <w:sz w:val="24"/>
+          <w:szCs w:val="24"/>
+        </w:rPr>
+        <w:t>44</w:t>
+      </w:r>
+      <w:r>
+        <w:rPr>
+          <w:color w:val="BCBEC4"/>
+          <w:sz w:val="24"/>
+          <w:szCs w:val="24"/>
+        </w:rPr>
+        <w:t>:</w:t>
+      </w:r>
+      <w:r>
+        <w:rPr>
+          <w:color w:val="2AACB8"/>
+          <w:sz w:val="24"/>
+          <w:szCs w:val="24"/>
+        </w:rPr>
+        <w:t xml:space="preserve">16 </w:t>
+      </w:r>
+      <w:r>
+        <w:rPr>
+          <w:color w:val="BCBEC4"/>
+          <w:sz w:val="24"/>
+          <w:szCs w:val="24"/>
+        </w:rPr>
+        <w:t xml:space="preserve">How to read txt </w:t>
+      </w:r>
+      <w:r>
+        <w:rPr>
+          <w:color w:val="C77DBB"/>
+          <w:sz w:val="24"/>
+          <w:szCs w:val="24"/>
+        </w:rPr>
+        <w:t xml:space="preserve">file </w:t>
+      </w:r>
+      <w:r>
+        <w:rPr>
+          <w:color w:val="BCBEC4"/>
+          <w:sz w:val="24"/>
+          <w:szCs w:val="24"/>
+        </w:rPr>
+        <w:t>in java?</w:t>
+      </w:r>
+      <w:r>
+        <w:rPr>
+          <w:color w:val="BCBEC4"/>
+          <w:sz w:val="24"/>
+          <w:szCs w:val="24"/>
+        </w:rPr>
+        <w:br/>
+      </w:r>
+      <w:r>
+        <w:rPr>
+          <w:color w:val="2AACB8"/>
+          <w:sz w:val="24"/>
+          <w:szCs w:val="24"/>
+        </w:rPr>
+        <w:t>01</w:t>
+      </w:r>
+      <w:r>
+        <w:rPr>
+          <w:color w:val="BCBEC4"/>
+          <w:sz w:val="24"/>
+          <w:szCs w:val="24"/>
+        </w:rPr>
+        <w:t>:</w:t>
+      </w:r>
+      <w:r>
+        <w:rPr>
+          <w:color w:val="2AACB8"/>
+          <w:sz w:val="24"/>
+          <w:szCs w:val="24"/>
+        </w:rPr>
+        <w:t>47</w:t>
+      </w:r>
+      <w:r>
+        <w:rPr>
+          <w:color w:val="BCBEC4"/>
+          <w:sz w:val="24"/>
+          <w:szCs w:val="24"/>
+        </w:rPr>
+        <w:t>:</w:t>
+      </w:r>
+      <w:r>
+        <w:rPr>
+          <w:color w:val="2AACB8"/>
+          <w:sz w:val="24"/>
+          <w:szCs w:val="24"/>
+        </w:rPr>
+        <w:t xml:space="preserve">10 </w:t>
+      </w:r>
+      <w:r>
+        <w:rPr>
+          <w:color w:val="BCBEC4"/>
+          <w:sz w:val="24"/>
+          <w:szCs w:val="24"/>
+        </w:rPr>
+        <w:t xml:space="preserve">create POST </w:t>
+      </w:r>
+      <w:r>
+        <w:rPr>
+          <w:color w:val="C77DBB"/>
+          <w:sz w:val="24"/>
+          <w:szCs w:val="24"/>
+        </w:rPr>
+        <w:t xml:space="preserve">API </w:t>
+      </w:r>
+      <w:r>
+        <w:rPr>
+          <w:color w:val="BCBEC4"/>
+          <w:sz w:val="24"/>
+          <w:szCs w:val="24"/>
+        </w:rPr>
+        <w:t xml:space="preserve">request </w:t>
+      </w:r>
+      <w:r>
+        <w:rPr>
+          <w:color w:val="C77DBB"/>
+          <w:sz w:val="24"/>
+          <w:szCs w:val="24"/>
+        </w:rPr>
+        <w:t xml:space="preserve">using </w:t>
+      </w:r>
+      <w:r>
+        <w:rPr>
+          <w:color w:val="BCBEC4"/>
+          <w:sz w:val="24"/>
+          <w:szCs w:val="24"/>
+        </w:rPr>
+        <w:t xml:space="preserve">file </w:t>
+      </w:r>
+      <w:r>
+        <w:rPr>
+          <w:color w:val="C77DBB"/>
+          <w:sz w:val="24"/>
+          <w:szCs w:val="24"/>
+        </w:rPr>
+        <w:t xml:space="preserve">in </w:t>
+      </w:r>
+      <w:r>
+        <w:rPr>
+          <w:color w:val="BCBEC4"/>
+          <w:sz w:val="24"/>
+          <w:szCs w:val="24"/>
+        </w:rPr>
+        <w:t xml:space="preserve">rest </w:t>
+      </w:r>
+      <w:r>
+        <w:rPr>
+          <w:color w:val="C77DBB"/>
+          <w:sz w:val="24"/>
+          <w:szCs w:val="24"/>
+        </w:rPr>
+        <w:t>assured</w:t>
+      </w:r>
+      <w:r>
+        <w:rPr>
+          <w:color w:val="C77DBB"/>
+          <w:sz w:val="24"/>
+          <w:szCs w:val="24"/>
+        </w:rPr>
+        <w:br/>
+      </w:r>
+      <w:r>
+        <w:rPr>
+          <w:color w:val="2AACB8"/>
+          <w:sz w:val="24"/>
+          <w:szCs w:val="24"/>
+        </w:rPr>
+        <w:t>01</w:t>
+      </w:r>
+      <w:r>
+        <w:rPr>
+          <w:color w:val="BCBEC4"/>
+          <w:sz w:val="24"/>
+          <w:szCs w:val="24"/>
+        </w:rPr>
+        <w:t>:</w:t>
+      </w:r>
+      <w:r>
+        <w:rPr>
+          <w:color w:val="2AACB8"/>
+          <w:sz w:val="24"/>
+          <w:szCs w:val="24"/>
+        </w:rPr>
+        <w:t>51</w:t>
+      </w:r>
+      <w:r>
+        <w:rPr>
+          <w:color w:val="BCBEC4"/>
+          <w:sz w:val="24"/>
+          <w:szCs w:val="24"/>
+        </w:rPr>
+        <w:t>:</w:t>
+      </w:r>
+      <w:r>
+        <w:rPr>
+          <w:color w:val="2AACB8"/>
+          <w:sz w:val="24"/>
+          <w:szCs w:val="24"/>
+        </w:rPr>
+        <w:t xml:space="preserve">25 </w:t>
+      </w:r>
+      <w:r>
+        <w:rPr>
+          <w:color w:val="BCBEC4"/>
+          <w:sz w:val="24"/>
+          <w:szCs w:val="24"/>
+        </w:rPr>
+        <w:t xml:space="preserve">JSON Path </w:t>
+      </w:r>
+      <w:r>
+        <w:rPr>
+          <w:color w:val="C77DBB"/>
+          <w:sz w:val="24"/>
+          <w:szCs w:val="24"/>
+        </w:rPr>
+        <w:t xml:space="preserve">API </w:t>
+      </w:r>
+      <w:r>
+        <w:rPr>
+          <w:color w:val="BCBEC4"/>
+          <w:sz w:val="24"/>
+          <w:szCs w:val="24"/>
+        </w:rPr>
+        <w:t>expressions</w:t>
+      </w:r>
+      <w:r>
+        <w:rPr>
+          <w:color w:val="BCBEC4"/>
+          <w:sz w:val="24"/>
+          <w:szCs w:val="24"/>
+        </w:rPr>
+        <w:br/>
+      </w:r>
+      <w:r>
+        <w:rPr>
+          <w:color w:val="2AACB8"/>
+          <w:sz w:val="24"/>
+          <w:szCs w:val="24"/>
+        </w:rPr>
+        <w:t>02</w:t>
+      </w:r>
+      <w:r>
+        <w:rPr>
+          <w:color w:val="BCBEC4"/>
+          <w:sz w:val="24"/>
+          <w:szCs w:val="24"/>
+        </w:rPr>
+        <w:t>:</w:t>
+      </w:r>
+      <w:r>
+        <w:rPr>
+          <w:color w:val="2AACB8"/>
+          <w:sz w:val="24"/>
+          <w:szCs w:val="24"/>
+        </w:rPr>
+        <w:t>05</w:t>
+      </w:r>
+      <w:r>
+        <w:rPr>
+          <w:color w:val="BCBEC4"/>
+          <w:sz w:val="24"/>
+          <w:szCs w:val="24"/>
+        </w:rPr>
+        <w:t>:</w:t>
+      </w:r>
+      <w:r>
+        <w:rPr>
+          <w:color w:val="2AACB8"/>
+          <w:sz w:val="24"/>
+          <w:szCs w:val="24"/>
+        </w:rPr>
+        <w:t xml:space="preserve">14 </w:t>
+      </w:r>
+      <w:r>
+        <w:rPr>
+          <w:color w:val="BCBEC4"/>
+          <w:sz w:val="24"/>
+          <w:szCs w:val="24"/>
+        </w:rPr>
+        <w:t xml:space="preserve">GET API Request using </w:t>
+      </w:r>
+      <w:r>
+        <w:rPr>
+          <w:color w:val="C77DBB"/>
+          <w:sz w:val="24"/>
+          <w:szCs w:val="24"/>
+        </w:rPr>
+        <w:t xml:space="preserve">rest </w:t>
+      </w:r>
+      <w:r>
+        <w:rPr>
+          <w:color w:val="BCBEC4"/>
+          <w:sz w:val="24"/>
+          <w:szCs w:val="24"/>
+        </w:rPr>
+        <w:t>assured</w:t>
+      </w:r>
+      <w:r>
+        <w:rPr>
+          <w:color w:val="BCBEC4"/>
+          <w:sz w:val="24"/>
+          <w:szCs w:val="24"/>
+        </w:rPr>
+        <w:br/>
+      </w:r>
+      <w:r>
+        <w:rPr>
+          <w:color w:val="2AACB8"/>
+          <w:sz w:val="24"/>
+          <w:szCs w:val="24"/>
+        </w:rPr>
+        <w:t>02</w:t>
+      </w:r>
+      <w:r>
+        <w:rPr>
+          <w:color w:val="BCBEC4"/>
+          <w:sz w:val="24"/>
+          <w:szCs w:val="24"/>
+        </w:rPr>
+        <w:t>:</w:t>
+      </w:r>
+      <w:r>
+        <w:rPr>
+          <w:color w:val="2AACB8"/>
+          <w:sz w:val="24"/>
+          <w:szCs w:val="24"/>
+        </w:rPr>
+        <w:t>16</w:t>
+      </w:r>
+      <w:r>
+        <w:rPr>
+          <w:color w:val="BCBEC4"/>
+          <w:sz w:val="24"/>
+          <w:szCs w:val="24"/>
+        </w:rPr>
+        <w:t>:</w:t>
+      </w:r>
+      <w:r>
+        <w:rPr>
+          <w:color w:val="2AACB8"/>
+          <w:sz w:val="24"/>
+          <w:szCs w:val="24"/>
+        </w:rPr>
+        <w:t xml:space="preserve">01 </w:t>
+      </w:r>
+      <w:r>
+        <w:rPr>
+          <w:color w:val="BCBEC4"/>
+          <w:sz w:val="24"/>
+          <w:szCs w:val="24"/>
+        </w:rPr>
+        <w:t xml:space="preserve">Chapter </w:t>
+      </w:r>
+      <w:r>
+        <w:rPr>
+          <w:color w:val="2AACB8"/>
+          <w:sz w:val="24"/>
+          <w:szCs w:val="24"/>
+        </w:rPr>
+        <w:t xml:space="preserve">03 </w:t>
+      </w:r>
+      <w:r>
+        <w:rPr>
+          <w:color w:val="BCBEC4"/>
+          <w:sz w:val="24"/>
+          <w:szCs w:val="24"/>
+        </w:rPr>
+        <w:t xml:space="preserve">Rest Assured tutorial </w:t>
+      </w:r>
+      <w:r>
+        <w:rPr>
+          <w:color w:val="CF8E6D"/>
+          <w:sz w:val="24"/>
+          <w:szCs w:val="24"/>
+        </w:rPr>
+        <w:t xml:space="preserve">for </w:t>
+      </w:r>
+      <w:r>
+        <w:rPr>
+          <w:color w:val="BCBEC4"/>
+          <w:sz w:val="24"/>
+          <w:szCs w:val="24"/>
+        </w:rPr>
+        <w:t>beginners</w:t>
+      </w:r>
+      <w:r>
+        <w:rPr>
+          <w:color w:val="BCBEC4"/>
+          <w:sz w:val="24"/>
+          <w:szCs w:val="24"/>
+        </w:rPr>
+        <w:br/>
+      </w:r>
+      <w:r>
+        <w:rPr>
+          <w:color w:val="2AACB8"/>
+          <w:sz w:val="24"/>
+          <w:szCs w:val="24"/>
+        </w:rPr>
+        <w:t>02</w:t>
+      </w:r>
+      <w:r>
+        <w:rPr>
+          <w:color w:val="BCBEC4"/>
+          <w:sz w:val="24"/>
+          <w:szCs w:val="24"/>
+        </w:rPr>
+        <w:t>:</w:t>
+      </w:r>
+      <w:r>
+        <w:rPr>
+          <w:color w:val="2AACB8"/>
+          <w:sz w:val="24"/>
+          <w:szCs w:val="24"/>
+        </w:rPr>
+        <w:t>17</w:t>
+      </w:r>
+      <w:r>
+        <w:rPr>
+          <w:color w:val="BCBEC4"/>
+          <w:sz w:val="24"/>
+          <w:szCs w:val="24"/>
+        </w:rPr>
+        <w:t>:</w:t>
+      </w:r>
+      <w:r>
+        <w:rPr>
+          <w:color w:val="2AACB8"/>
+          <w:sz w:val="24"/>
+          <w:szCs w:val="24"/>
+        </w:rPr>
+        <w:t xml:space="preserve">50 </w:t>
+      </w:r>
+      <w:r>
+        <w:rPr>
+          <w:color w:val="BCBEC4"/>
+          <w:sz w:val="24"/>
+          <w:szCs w:val="24"/>
+        </w:rPr>
+        <w:t xml:space="preserve">What is serialization? serialization in </w:t>
+      </w:r>
+      <w:r>
+        <w:rPr>
+          <w:color w:val="C77DBB"/>
+          <w:sz w:val="24"/>
+          <w:szCs w:val="24"/>
+        </w:rPr>
+        <w:t xml:space="preserve">rest </w:t>
+      </w:r>
+      <w:r>
+        <w:rPr>
+          <w:color w:val="BCBEC4"/>
+          <w:sz w:val="24"/>
+          <w:szCs w:val="24"/>
+        </w:rPr>
+        <w:t xml:space="preserve">assured </w:t>
+      </w:r>
+      <w:proofErr w:type="spellStart"/>
+      <w:r>
+        <w:rPr>
+          <w:color w:val="BCBEC4"/>
+          <w:sz w:val="24"/>
+          <w:szCs w:val="24"/>
+        </w:rPr>
+        <w:t>api</w:t>
+      </w:r>
+      <w:proofErr w:type="spellEnd"/>
+      <w:r>
+        <w:rPr>
+          <w:color w:val="BCBEC4"/>
+          <w:sz w:val="24"/>
+          <w:szCs w:val="24"/>
+        </w:rPr>
+        <w:t xml:space="preserve"> testing</w:t>
+      </w:r>
+    </w:p>
+    <w:p>
+      <w:pPr>
+        <w:pStyle w:val="HTMLPreformatted"/>
+        <w:shd w:val="clear" w:color="auto" w:fill="191A1C"/>
+        <w:rPr>
+          <w:color w:val="BCBEC4"/>
+          <w:sz w:val="24"/>
+          <w:szCs w:val="24"/>
+        </w:rPr>
+      </w:pPr>
+    </w:p>
+    <w:p>
+      <w:pPr>
+        <w:pStyle w:val="HTMLPreformatted"/>
+        <w:shd w:val="clear" w:color="auto" w:fill="191A1C"/>
+        <w:rPr>
+          <w:color w:val="BCBEC4"/>
+          <w:sz w:val="24"/>
+          <w:szCs w:val="24"/>
+        </w:rPr>
+      </w:pPr>
+    </w:p>
+    <w:p>
+      <w:pPr>
         <w:shd w:val="clear" w:color="auto" w:fill="191A1C"/>
         <w:tabs>
           <w:tab w:val="left" w:pos="916"/>
@@ -566,8 +1397,32 @@
     </w:p>
     <w:p>
       <w:pPr>
-        <w:rPr>
-          <w:lang w:val="en-US"/>
+        <w:shd w:val="clear" w:color="auto" w:fill="191A1C"/>
+        <w:tabs>
+          <w:tab w:val="left" w:pos="916"/>
+          <w:tab w:val="left" w:pos="1832"/>
+          <w:tab w:val="left" w:pos="2748"/>
+          <w:tab w:val="left" w:pos="3664"/>
+          <w:tab w:val="left" w:pos="4580"/>
+          <w:tab w:val="left" w:pos="5496"/>
+          <w:tab w:val="left" w:pos="6412"/>
+          <w:tab w:val="left" w:pos="7328"/>
+          <w:tab w:val="left" w:pos="8244"/>
+          <w:tab w:val="left" w:pos="9160"/>
+          <w:tab w:val="left" w:pos="10076"/>
+          <w:tab w:val="left" w:pos="10992"/>
+          <w:tab w:val="left" w:pos="11908"/>
+          <w:tab w:val="left" w:pos="12824"/>
+          <w:tab w:val="left" w:pos="13740"/>
+          <w:tab w:val="left" w:pos="14656"/>
+        </w:tabs>
+        <w:spacing w:after="0" w:line="240" w:lineRule="auto"/>
+        <w:rPr>
+          <w:rFonts w:ascii="Courier New" w:eastAsia="Times New Roman" w:hAnsi="Courier New" w:cs="Courier New"/>
+          <w:color w:val="BCBEC4"/>
+          <w:kern w:val="0"/>
+          <w:lang w:eastAsia="en-GB"/>
+          <w14:ligatures w14:val="none"/>
         </w:rPr>
       </w:pPr>
     </w:p>
@@ -591,18 +1446,124 @@
           <w:lang w:val="en-US"/>
         </w:rPr>
       </w:pPr>
-      <w:r>
+    </w:p>
+    <w:p>
+      <w:pPr>
         <w:rPr>
           <w:lang w:val="en-US"/>
         </w:rPr>
-        <w:t>4</w:t>
-      </w:r>
+      </w:pPr>
       <w:r>
         <w:rPr>
           <w:lang w:val="en-US"/>
         </w:rPr>
-        <w:t>9</w:t>
-      </w:r>
+        <w:t xml:space="preserve">2:12 </w:t>
+      </w:r>
+      <w:r>
+        <w:rPr>
+          <w:lang w:val="en-US"/>
+        </w:rPr>
+        <w:t>–</w:t>
+      </w:r>
+      <w:r>
+        <w:rPr>
+          <w:lang w:val="en-US"/>
+        </w:rPr>
+        <w:t xml:space="preserve"> </w:t>
+      </w:r>
+      <w:r>
+        <w:rPr>
+          <w:lang w:val="en-US"/>
+        </w:rPr>
+        <w:t>Postman collection export</w:t>
+      </w:r>
+    </w:p>
+    <w:p>
+      <w:pPr>
+        <w:rPr>
+          <w:lang w:val="en-US"/>
+        </w:rPr>
+      </w:pPr>
+      <w:r>
+        <w:rPr>
+          <w:lang w:val="en-US"/>
+        </w:rPr>
+        <w:t>2:</w:t>
+      </w:r>
+      <w:r>
+        <w:rPr>
+          <w:lang w:val="en-US"/>
+        </w:rPr>
+        <w:t>36</w:t>
+      </w:r>
+      <w:r>
+        <w:rPr>
+          <w:lang w:val="en-US"/>
+        </w:rPr>
+        <w:t xml:space="preserve"> </w:t>
+      </w:r>
+      <w:r>
+        <w:rPr>
+          <w:lang w:val="en-US"/>
+        </w:rPr>
+        <w:sym w:font="Wingdings" w:char="F0E0"/>
+      </w:r>
+      <w:r>
+        <w:rPr>
+          <w:lang w:val="en-US"/>
+        </w:rPr>
+        <w:t xml:space="preserve"> </w:t>
+      </w:r>
+      <w:r>
+        <w:rPr>
+          <w:lang w:val="en-US"/>
+        </w:rPr>
+        <w:t>Deserialization</w:t>
+      </w:r>
+    </w:p>
+    <w:p>
+      <w:pPr>
+        <w:rPr>
+          <w:lang w:val="en-US"/>
+        </w:rPr>
+      </w:pPr>
+    </w:p>
+    <w:p>
+      <w:pPr>
+        <w:rPr>
+          <w:lang w:val="en-US"/>
+        </w:rPr>
+      </w:pPr>
+      <w:r>
+        <w:rPr>
+          <w:lang w:val="en-US"/>
+        </w:rPr>
+        <w:lastRenderedPageBreak/>
+        <w:t>JSON Path evaluator</w:t>
+      </w:r>
+    </w:p>
+    <w:p>
+      <w:pPr>
+        <w:rPr>
+          <w:lang w:val="en-US"/>
+        </w:rPr>
+      </w:pPr>
+      <w:hyperlink r:id="rId5" w:history="1">
+        <w:r>
+          <w:rPr>
+            <w:rStyle w:val="Hyperlink"/>
+            <w:lang w:val="en-US"/>
+          </w:rPr>
+          <w:t>https://jsonpath.com/</w:t>
+        </w:r>
+      </w:hyperlink>
+    </w:p>
+    <w:p>
+      <w:pPr>
+        <w:rPr>
+          <w:lang w:val="en-US"/>
+        </w:rPr>
+      </w:pPr>
     </w:p>
     <w:sectPr>
       <w:pgSz w:w="11906" w:h="16838"/>

--- a/Docs/RestAssuredTestAutomation.docx
+++ b/Docs/RestAssuredTestAutomation.docx
@@ -549,15 +549,7 @@
           <w:sz w:val="24"/>
           <w:szCs w:val="24"/>
         </w:rPr>
-        <w:t xml:space="preserve">01:18:26 </w:t>
-      </w:r>
-      <w:r>
-        <w:rPr>
-          <w:color w:val="BCBEC4"/>
-          <w:sz w:val="24"/>
-          <w:szCs w:val="24"/>
-        </w:rPr>
-        <w:t>How to create API chaining in rest assured</w:t>
+        <w:t>01:18:26 How to create API chaining in rest assured</w:t>
       </w:r>
     </w:p>
     <w:p>
@@ -699,23 +691,7 @@
           <w:sz w:val="24"/>
           <w:szCs w:val="24"/>
         </w:rPr>
-        <w:t>Rest Assured API Automation Testing</w:t>
-      </w:r>
-      <w:r>
-        <w:rPr>
-          <w:color w:val="BCBEC4"/>
-          <w:sz w:val="24"/>
-          <w:szCs w:val="24"/>
-        </w:rPr>
-        <w:t xml:space="preserve"> </w:t>
-      </w:r>
-      <w:r>
-        <w:rPr>
-          <w:color w:val="BCBEC4"/>
-          <w:sz w:val="24"/>
-          <w:szCs w:val="24"/>
-        </w:rPr>
-        <w:t>[Pending]</w:t>
+        <w:t>Rest Assured API Automation Testing [Pending]</w:t>
       </w:r>
     </w:p>
     <w:p>
@@ -1341,6 +1317,204 @@
         </w:rPr>
         <w:t xml:space="preserve"> testing</w:t>
       </w:r>
+    </w:p>
+    <w:p>
+      <w:pPr>
+        <w:pStyle w:val="HTMLPreformatted"/>
+        <w:shd w:val="clear" w:color="auto" w:fill="191A1C"/>
+        <w:rPr>
+          <w:color w:val="BCBEC4"/>
+          <w:sz w:val="24"/>
+          <w:szCs w:val="24"/>
+        </w:rPr>
+      </w:pPr>
+      <w:r>
+        <w:rPr>
+          <w:color w:val="2AACB8"/>
+          <w:sz w:val="24"/>
+          <w:szCs w:val="24"/>
+        </w:rPr>
+        <w:t>02</w:t>
+      </w:r>
+      <w:r>
+        <w:rPr>
+          <w:color w:val="BCBEC4"/>
+          <w:sz w:val="24"/>
+          <w:szCs w:val="24"/>
+        </w:rPr>
+        <w:t>:</w:t>
+      </w:r>
+      <w:r>
+        <w:rPr>
+          <w:color w:val="2AACB8"/>
+          <w:sz w:val="24"/>
+          <w:szCs w:val="24"/>
+        </w:rPr>
+        <w:t>31</w:t>
+      </w:r>
+      <w:r>
+        <w:rPr>
+          <w:color w:val="BCBEC4"/>
+          <w:sz w:val="24"/>
+          <w:szCs w:val="24"/>
+        </w:rPr>
+        <w:t>:</w:t>
+      </w:r>
+      <w:r>
+        <w:rPr>
+          <w:color w:val="2AACB8"/>
+          <w:sz w:val="24"/>
+          <w:szCs w:val="24"/>
+        </w:rPr>
+        <w:t xml:space="preserve">35 </w:t>
+      </w:r>
+      <w:r>
+        <w:rPr>
+          <w:color w:val="BCBEC4"/>
+          <w:sz w:val="24"/>
+          <w:szCs w:val="24"/>
+        </w:rPr>
+        <w:t xml:space="preserve">Add </w:t>
+      </w:r>
+      <w:proofErr w:type="spellStart"/>
+      <w:r>
+        <w:rPr>
+          <w:color w:val="BCBEC4"/>
+          <w:sz w:val="24"/>
+          <w:szCs w:val="24"/>
+        </w:rPr>
+        <w:t>jackson</w:t>
+      </w:r>
+      <w:proofErr w:type="spellEnd"/>
+      <w:r>
+        <w:rPr>
+          <w:color w:val="BCBEC4"/>
+          <w:sz w:val="24"/>
+          <w:szCs w:val="24"/>
+        </w:rPr>
+        <w:t xml:space="preserve"> </w:t>
+      </w:r>
+      <w:proofErr w:type="spellStart"/>
+      <w:r>
+        <w:rPr>
+          <w:color w:val="BCBEC4"/>
+          <w:sz w:val="24"/>
+          <w:szCs w:val="24"/>
+        </w:rPr>
+        <w:t>databind</w:t>
+      </w:r>
+      <w:proofErr w:type="spellEnd"/>
+      <w:r>
+        <w:rPr>
+          <w:color w:val="BCBEC4"/>
+          <w:sz w:val="24"/>
+          <w:szCs w:val="24"/>
+        </w:rPr>
+        <w:t xml:space="preserve"> maven dependency</w:t>
+      </w:r>
+      <w:r>
+        <w:rPr>
+          <w:color w:val="BCBEC4"/>
+          <w:sz w:val="24"/>
+          <w:szCs w:val="24"/>
+        </w:rPr>
+        <w:br/>
+      </w:r>
+      <w:r>
+        <w:rPr>
+          <w:color w:val="2AACB8"/>
+          <w:sz w:val="24"/>
+          <w:szCs w:val="24"/>
+        </w:rPr>
+        <w:t>02</w:t>
+      </w:r>
+      <w:r>
+        <w:rPr>
+          <w:color w:val="BCBEC4"/>
+          <w:sz w:val="24"/>
+          <w:szCs w:val="24"/>
+        </w:rPr>
+        <w:t>:</w:t>
+      </w:r>
+      <w:r>
+        <w:rPr>
+          <w:color w:val="2AACB8"/>
+          <w:sz w:val="24"/>
+          <w:szCs w:val="24"/>
+        </w:rPr>
+        <w:t>51</w:t>
+      </w:r>
+      <w:r>
+        <w:rPr>
+          <w:color w:val="BCBEC4"/>
+          <w:sz w:val="24"/>
+          <w:szCs w:val="24"/>
+        </w:rPr>
+        <w:t>:</w:t>
+      </w:r>
+      <w:r>
+        <w:rPr>
+          <w:color w:val="2AACB8"/>
+          <w:sz w:val="24"/>
+          <w:szCs w:val="24"/>
+        </w:rPr>
+        <w:t xml:space="preserve">10 </w:t>
+      </w:r>
+      <w:r>
+        <w:rPr>
+          <w:color w:val="BCBEC4"/>
+          <w:sz w:val="24"/>
+          <w:szCs w:val="24"/>
+        </w:rPr>
+        <w:t xml:space="preserve">How to validate </w:t>
+      </w:r>
+      <w:proofErr w:type="spellStart"/>
+      <w:r>
+        <w:rPr>
+          <w:color w:val="BCBEC4"/>
+          <w:sz w:val="24"/>
+          <w:szCs w:val="24"/>
+        </w:rPr>
+        <w:t>json</w:t>
+      </w:r>
+      <w:proofErr w:type="spellEnd"/>
+      <w:r>
+        <w:rPr>
+          <w:color w:val="BCBEC4"/>
+          <w:sz w:val="24"/>
+          <w:szCs w:val="24"/>
+        </w:rPr>
+        <w:t xml:space="preserve"> schema in rest assured </w:t>
+      </w:r>
+      <w:proofErr w:type="spellStart"/>
+      <w:r>
+        <w:rPr>
+          <w:color w:val="BCBEC4"/>
+          <w:sz w:val="24"/>
+          <w:szCs w:val="24"/>
+        </w:rPr>
+        <w:t>api</w:t>
+      </w:r>
+      <w:proofErr w:type="spellEnd"/>
+      <w:r>
+        <w:rPr>
+          <w:color w:val="BCBEC4"/>
+          <w:sz w:val="24"/>
+          <w:szCs w:val="24"/>
+        </w:rPr>
+        <w:t xml:space="preserve"> testing</w:t>
+      </w:r>
+    </w:p>
+    <w:p>
+      <w:pPr>
+        <w:pStyle w:val="HTMLPreformatted"/>
+        <w:shd w:val="clear" w:color="auto" w:fill="191A1C"/>
+        <w:rPr>
+          <w:color w:val="BCBEC4"/>
+          <w:sz w:val="24"/>
+          <w:szCs w:val="24"/>
+        </w:rPr>
+      </w:pPr>
     </w:p>
     <w:p>
       <w:pPr>
@@ -1494,7 +1668,7 @@
         <w:rPr>
           <w:lang w:val="en-US"/>
         </w:rPr>
-        <w:t>36</w:t>
+        <w:t>49</w:t>
       </w:r>
       <w:r>
         <w:rPr>
@@ -1514,11 +1688,19 @@
         </w:rPr>
         <w:t xml:space="preserve"> </w:t>
       </w:r>
+      <w:proofErr w:type="spellStart"/>
       <w:r>
         <w:rPr>
           <w:lang w:val="en-US"/>
         </w:rPr>
-        <w:t>Deserialization</w:t>
+        <w:t>json</w:t>
+      </w:r>
+      <w:proofErr w:type="spellEnd"/>
+      <w:r>
+        <w:rPr>
+          <w:lang w:val="en-US"/>
+        </w:rPr>
+        <w:t xml:space="preserve"> schema validation</w:t>
       </w:r>
     </w:p>
     <w:p>
@@ -1538,7 +1720,6 @@
         <w:rPr>
           <w:lang w:val="en-US"/>
         </w:rPr>
-        <w:lastRenderedPageBreak/>
         <w:t>JSON Path evaluator</w:t>
       </w:r>
     </w:p>

--- a/Docs/RestAssuredTestAutomation.docx
+++ b/Docs/RestAssuredTestAutomation.docx
@@ -1504,6 +1504,428 @@
         </w:rPr>
         <w:t xml:space="preserve"> testing</w:t>
       </w:r>
+    </w:p>
+    <w:p>
+      <w:pPr>
+        <w:pStyle w:val="HTMLPreformatted"/>
+        <w:shd w:val="clear" w:color="auto" w:fill="191A1C"/>
+        <w:rPr>
+          <w:color w:val="BCBEC4"/>
+          <w:sz w:val="24"/>
+          <w:szCs w:val="24"/>
+        </w:rPr>
+      </w:pPr>
+      <w:r>
+        <w:rPr>
+          <w:color w:val="2AACB8"/>
+          <w:sz w:val="24"/>
+          <w:szCs w:val="24"/>
+        </w:rPr>
+        <w:t>02</w:t>
+      </w:r>
+      <w:r>
+        <w:rPr>
+          <w:color w:val="BCBEC4"/>
+          <w:sz w:val="24"/>
+          <w:szCs w:val="24"/>
+        </w:rPr>
+        <w:t>:</w:t>
+      </w:r>
+      <w:r>
+        <w:rPr>
+          <w:color w:val="2AACB8"/>
+          <w:sz w:val="24"/>
+          <w:szCs w:val="24"/>
+        </w:rPr>
+        <w:t>57</w:t>
+      </w:r>
+      <w:r>
+        <w:rPr>
+          <w:color w:val="BCBEC4"/>
+          <w:sz w:val="24"/>
+          <w:szCs w:val="24"/>
+        </w:rPr>
+        <w:t>:</w:t>
+      </w:r>
+      <w:r>
+        <w:rPr>
+          <w:color w:val="2AACB8"/>
+          <w:sz w:val="24"/>
+          <w:szCs w:val="24"/>
+        </w:rPr>
+        <w:t xml:space="preserve">00 </w:t>
+      </w:r>
+      <w:r>
+        <w:rPr>
+          <w:color w:val="BCBEC4"/>
+          <w:sz w:val="24"/>
+          <w:szCs w:val="24"/>
+        </w:rPr>
+        <w:t xml:space="preserve">add </w:t>
+      </w:r>
+      <w:proofErr w:type="spellStart"/>
+      <w:r>
+        <w:rPr>
+          <w:color w:val="BCBEC4"/>
+          <w:sz w:val="24"/>
+          <w:szCs w:val="24"/>
+        </w:rPr>
+        <w:t>json</w:t>
+      </w:r>
+      <w:proofErr w:type="spellEnd"/>
+      <w:r>
+        <w:rPr>
+          <w:color w:val="BCBEC4"/>
+          <w:sz w:val="24"/>
+          <w:szCs w:val="24"/>
+        </w:rPr>
+        <w:t xml:space="preserve"> schema validator maven dependency</w:t>
+      </w:r>
+      <w:r>
+        <w:rPr>
+          <w:color w:val="BCBEC4"/>
+          <w:sz w:val="24"/>
+          <w:szCs w:val="24"/>
+        </w:rPr>
+        <w:br/>
+      </w:r>
+      <w:r>
+        <w:rPr>
+          <w:color w:val="2AACB8"/>
+          <w:sz w:val="24"/>
+          <w:szCs w:val="24"/>
+        </w:rPr>
+        <w:t>03</w:t>
+      </w:r>
+      <w:r>
+        <w:rPr>
+          <w:color w:val="BCBEC4"/>
+          <w:sz w:val="24"/>
+          <w:szCs w:val="24"/>
+        </w:rPr>
+        <w:t>:</w:t>
+      </w:r>
+      <w:r>
+        <w:rPr>
+          <w:color w:val="2AACB8"/>
+          <w:sz w:val="24"/>
+          <w:szCs w:val="24"/>
+        </w:rPr>
+        <w:t>06</w:t>
+      </w:r>
+      <w:r>
+        <w:rPr>
+          <w:color w:val="BCBEC4"/>
+          <w:sz w:val="24"/>
+          <w:szCs w:val="24"/>
+        </w:rPr>
+        <w:t>:</w:t>
+      </w:r>
+      <w:r>
+        <w:rPr>
+          <w:color w:val="2AACB8"/>
+          <w:sz w:val="24"/>
+          <w:szCs w:val="24"/>
+        </w:rPr>
+        <w:t xml:space="preserve">08 </w:t>
+      </w:r>
+      <w:r>
+        <w:rPr>
+          <w:color w:val="BCBEC4"/>
+          <w:sz w:val="24"/>
+          <w:szCs w:val="24"/>
+        </w:rPr>
+        <w:t xml:space="preserve">Chapter </w:t>
+      </w:r>
+      <w:r>
+        <w:rPr>
+          <w:color w:val="2AACB8"/>
+          <w:sz w:val="24"/>
+          <w:szCs w:val="24"/>
+        </w:rPr>
+        <w:t xml:space="preserve">04 </w:t>
+      </w:r>
+      <w:r>
+        <w:rPr>
+          <w:color w:val="BCBEC4"/>
+          <w:sz w:val="24"/>
+          <w:szCs w:val="24"/>
+        </w:rPr>
+        <w:t xml:space="preserve">Rest Assured </w:t>
+      </w:r>
+      <w:r>
+        <w:rPr>
+          <w:color w:val="CF8E6D"/>
+          <w:sz w:val="24"/>
+          <w:szCs w:val="24"/>
+        </w:rPr>
+        <w:t xml:space="preserve">for </w:t>
+      </w:r>
+      <w:r>
+        <w:rPr>
+          <w:color w:val="BCBEC4"/>
+          <w:sz w:val="24"/>
+          <w:szCs w:val="24"/>
+        </w:rPr>
+        <w:t>beginners</w:t>
+      </w:r>
+      <w:r>
+        <w:rPr>
+          <w:color w:val="BCBEC4"/>
+          <w:sz w:val="24"/>
+          <w:szCs w:val="24"/>
+        </w:rPr>
+        <w:br/>
+      </w:r>
+      <w:r>
+        <w:rPr>
+          <w:color w:val="2AACB8"/>
+          <w:sz w:val="24"/>
+          <w:szCs w:val="24"/>
+        </w:rPr>
+        <w:t>03</w:t>
+      </w:r>
+      <w:r>
+        <w:rPr>
+          <w:color w:val="BCBEC4"/>
+          <w:sz w:val="24"/>
+          <w:szCs w:val="24"/>
+        </w:rPr>
+        <w:t>:</w:t>
+      </w:r>
+      <w:r>
+        <w:rPr>
+          <w:color w:val="2AACB8"/>
+          <w:sz w:val="24"/>
+          <w:szCs w:val="24"/>
+        </w:rPr>
+        <w:t>07</w:t>
+      </w:r>
+      <w:r>
+        <w:rPr>
+          <w:color w:val="BCBEC4"/>
+          <w:sz w:val="24"/>
+          <w:szCs w:val="24"/>
+        </w:rPr>
+        <w:t>:</w:t>
+      </w:r>
+      <w:r>
+        <w:rPr>
+          <w:color w:val="2AACB8"/>
+          <w:sz w:val="24"/>
+          <w:szCs w:val="24"/>
+        </w:rPr>
+        <w:t xml:space="preserve">25 </w:t>
+      </w:r>
+      <w:r>
+        <w:rPr>
+          <w:color w:val="BCBEC4"/>
+          <w:sz w:val="24"/>
+          <w:szCs w:val="24"/>
+        </w:rPr>
+        <w:t>How to create PUT API Request using rest assured</w:t>
+      </w:r>
+    </w:p>
+    <w:p>
+      <w:pPr>
+        <w:pStyle w:val="HTMLPreformatted"/>
+        <w:shd w:val="clear" w:color="auto" w:fill="191A1C"/>
+        <w:rPr>
+          <w:color w:val="BCBEC4"/>
+          <w:sz w:val="24"/>
+          <w:szCs w:val="24"/>
+        </w:rPr>
+      </w:pPr>
+      <w:r>
+        <w:rPr>
+          <w:color w:val="2AACB8"/>
+          <w:sz w:val="24"/>
+          <w:szCs w:val="24"/>
+        </w:rPr>
+        <w:t>03</w:t>
+      </w:r>
+      <w:r>
+        <w:rPr>
+          <w:color w:val="BCBEC4"/>
+          <w:sz w:val="24"/>
+          <w:szCs w:val="24"/>
+        </w:rPr>
+        <w:t>:</w:t>
+      </w:r>
+      <w:r>
+        <w:rPr>
+          <w:color w:val="2AACB8"/>
+          <w:sz w:val="24"/>
+          <w:szCs w:val="24"/>
+        </w:rPr>
+        <w:t>28</w:t>
+      </w:r>
+      <w:r>
+        <w:rPr>
+          <w:color w:val="BCBEC4"/>
+          <w:sz w:val="24"/>
+          <w:szCs w:val="24"/>
+        </w:rPr>
+        <w:t>:</w:t>
+      </w:r>
+      <w:r>
+        <w:rPr>
+          <w:color w:val="2AACB8"/>
+          <w:sz w:val="24"/>
+          <w:szCs w:val="24"/>
+        </w:rPr>
+        <w:t xml:space="preserve">15 </w:t>
+      </w:r>
+      <w:r>
+        <w:rPr>
+          <w:color w:val="BCBEC4"/>
+          <w:sz w:val="24"/>
+          <w:szCs w:val="24"/>
+        </w:rPr>
+        <w:t>How to create PATCH API Request using rest assured</w:t>
+      </w:r>
+    </w:p>
+    <w:p>
+      <w:pPr>
+        <w:pStyle w:val="HTMLPreformatted"/>
+        <w:shd w:val="clear" w:color="auto" w:fill="191A1C"/>
+        <w:rPr>
+          <w:color w:val="BCBEC4"/>
+          <w:sz w:val="24"/>
+          <w:szCs w:val="24"/>
+        </w:rPr>
+      </w:pPr>
+      <w:r>
+        <w:rPr>
+          <w:color w:val="2AACB8"/>
+          <w:sz w:val="24"/>
+          <w:szCs w:val="24"/>
+        </w:rPr>
+        <w:t>03</w:t>
+      </w:r>
+      <w:r>
+        <w:rPr>
+          <w:color w:val="BCBEC4"/>
+          <w:sz w:val="24"/>
+          <w:szCs w:val="24"/>
+        </w:rPr>
+        <w:t>:</w:t>
+      </w:r>
+      <w:r>
+        <w:rPr>
+          <w:color w:val="2AACB8"/>
+          <w:sz w:val="24"/>
+          <w:szCs w:val="24"/>
+        </w:rPr>
+        <w:t>46</w:t>
+      </w:r>
+      <w:r>
+        <w:rPr>
+          <w:color w:val="BCBEC4"/>
+          <w:sz w:val="24"/>
+          <w:szCs w:val="24"/>
+        </w:rPr>
+        <w:t>:</w:t>
+      </w:r>
+      <w:r>
+        <w:rPr>
+          <w:color w:val="2AACB8"/>
+          <w:sz w:val="24"/>
+          <w:szCs w:val="24"/>
+        </w:rPr>
+        <w:t xml:space="preserve">13 </w:t>
+      </w:r>
+      <w:r>
+        <w:rPr>
+          <w:color w:val="BCBEC4"/>
+          <w:sz w:val="24"/>
+          <w:szCs w:val="24"/>
+        </w:rPr>
+        <w:t xml:space="preserve">Chapter </w:t>
+      </w:r>
+      <w:r>
+        <w:rPr>
+          <w:color w:val="2AACB8"/>
+          <w:sz w:val="24"/>
+          <w:szCs w:val="24"/>
+        </w:rPr>
+        <w:t xml:space="preserve">05 </w:t>
+      </w:r>
+      <w:r>
+        <w:rPr>
+          <w:color w:val="BCBEC4"/>
+          <w:sz w:val="24"/>
+          <w:szCs w:val="24"/>
+        </w:rPr>
+        <w:t>Rest Assured testing</w:t>
+      </w:r>
+      <w:r>
+        <w:rPr>
+          <w:color w:val="BCBEC4"/>
+          <w:sz w:val="24"/>
+          <w:szCs w:val="24"/>
+        </w:rPr>
+        <w:br/>
+      </w:r>
+      <w:r>
+        <w:rPr>
+          <w:color w:val="2AACB8"/>
+          <w:sz w:val="24"/>
+          <w:szCs w:val="24"/>
+        </w:rPr>
+        <w:t>03</w:t>
+      </w:r>
+      <w:r>
+        <w:rPr>
+          <w:color w:val="BCBEC4"/>
+          <w:sz w:val="24"/>
+          <w:szCs w:val="24"/>
+        </w:rPr>
+        <w:t>:</w:t>
+      </w:r>
+      <w:r>
+        <w:rPr>
+          <w:color w:val="2AACB8"/>
+          <w:sz w:val="24"/>
+          <w:szCs w:val="24"/>
+        </w:rPr>
+        <w:t>47</w:t>
+      </w:r>
+      <w:r>
+        <w:rPr>
+          <w:color w:val="BCBEC4"/>
+          <w:sz w:val="24"/>
+          <w:szCs w:val="24"/>
+        </w:rPr>
+        <w:t>:</w:t>
+      </w:r>
+      <w:r>
+        <w:rPr>
+          <w:color w:val="2AACB8"/>
+          <w:sz w:val="24"/>
+          <w:szCs w:val="24"/>
+        </w:rPr>
+        <w:t xml:space="preserve">15 </w:t>
+      </w:r>
+      <w:r>
+        <w:rPr>
+          <w:color w:val="BCBEC4"/>
+          <w:sz w:val="24"/>
+          <w:szCs w:val="24"/>
+        </w:rPr>
+        <w:t>How to create DELETE API Request using rest assured</w:t>
+      </w:r>
+    </w:p>
+    <w:p>
+      <w:pPr>
+        <w:pStyle w:val="HTMLPreformatted"/>
+        <w:shd w:val="clear" w:color="auto" w:fill="191A1C"/>
+        <w:rPr>
+          <w:color w:val="BCBEC4"/>
+          <w:sz w:val="24"/>
+          <w:szCs w:val="24"/>
+        </w:rPr>
+      </w:pPr>
     </w:p>
     <w:p>
       <w:pPr>
@@ -1631,76 +2053,25 @@
         <w:rPr>
           <w:lang w:val="en-US"/>
         </w:rPr>
-        <w:t xml:space="preserve">2:12 </w:t>
+        <w:t>3.</w:t>
       </w:r>
       <w:r>
         <w:rPr>
           <w:lang w:val="en-US"/>
         </w:rPr>
-        <w:t>–</w:t>
+        <w:t>46</w:t>
       </w:r>
       <w:r>
         <w:rPr>
           <w:lang w:val="en-US"/>
         </w:rPr>
-        <w:t xml:space="preserve"> </w:t>
+        <w:t xml:space="preserve"> – </w:t>
       </w:r>
       <w:r>
         <w:rPr>
           <w:lang w:val="en-US"/>
         </w:rPr>
-        <w:t>Postman collection export</w:t>
-      </w:r>
-    </w:p>
-    <w:p>
-      <w:pPr>
-        <w:rPr>
-          <w:lang w:val="en-US"/>
-        </w:rPr>
-      </w:pPr>
-      <w:r>
-        <w:rPr>
-          <w:lang w:val="en-US"/>
-        </w:rPr>
-        <w:t>2:</w:t>
-      </w:r>
-      <w:r>
-        <w:rPr>
-          <w:lang w:val="en-US"/>
-        </w:rPr>
-        <w:t>49</w:t>
-      </w:r>
-      <w:r>
-        <w:rPr>
-          <w:lang w:val="en-US"/>
-        </w:rPr>
-        <w:t xml:space="preserve"> </w:t>
-      </w:r>
-      <w:r>
-        <w:rPr>
-          <w:lang w:val="en-US"/>
-        </w:rPr>
-        <w:sym w:font="Wingdings" w:char="F0E0"/>
-      </w:r>
-      <w:r>
-        <w:rPr>
-          <w:lang w:val="en-US"/>
-        </w:rPr>
-        <w:t xml:space="preserve"> </w:t>
-      </w:r>
-      <w:proofErr w:type="spellStart"/>
-      <w:r>
-        <w:rPr>
-          <w:lang w:val="en-US"/>
-        </w:rPr>
-        <w:t>json</w:t>
-      </w:r>
-      <w:proofErr w:type="spellEnd"/>
-      <w:r>
-        <w:rPr>
-          <w:lang w:val="en-US"/>
-        </w:rPr>
-        <w:t xml:space="preserve"> schema validation</w:t>
+        <w:t>Delete request</w:t>
       </w:r>
     </w:p>
     <w:p>
